--- a/Report/template/Module02/WIND.docx
+++ b/Report/template/Module02/WIND.docx
@@ -104,7 +104,17 @@
           <w:szCs w:val="24"/>
           <w:lang w:val="en-US" w:eastAsia="zh-CN"/>
         </w:rPr>
-        <w:t>m/s，历年的年平均平均风速在</w:t>
+        <w:t>m/s</w:t>
+      </w:r>
+      <w:r>
+        <w:rPr>
+          <w:rFonts w:hint="eastAsia" w:cs="Times New Roman"/>
+          <w:color w:val="000000"/>
+          <w:sz w:val="24"/>
+          <w:szCs w:val="24"/>
+          <w:lang w:val="en-US" w:eastAsia="zh-CN"/>
+        </w:rPr>
+        <w:t>。</w:t>
       </w:r>
       <w:r>
         <w:rPr>
@@ -134,17 +144,47 @@
           <w:szCs w:val="24"/>
           <w:lang w:val="en-US" w:eastAsia="zh-CN"/>
         </w:rPr>
-        <w:t>_1}}</w:t>
-      </w:r>
-      <w:r>
-        <w:rPr>
-          <w:rFonts w:hint="eastAsia" w:ascii="Times New Roman" w:hAnsi="Times New Roman" w:eastAsia="仿宋" w:cs="Times New Roman"/>
-          <w:color w:val="000000"/>
-          <w:sz w:val="24"/>
-          <w:szCs w:val="24"/>
-          <w:lang w:val="en-US" w:eastAsia="zh-CN"/>
-        </w:rPr>
-        <w:t>m/s（</w:t>
+        <w:t>_</w:t>
+      </w:r>
+      <w:r>
+        <w:rPr>
+          <w:rFonts w:hint="eastAsia" w:cs="Times New Roman"/>
+          <w:color w:val="000000"/>
+          <w:sz w:val="24"/>
+          <w:szCs w:val="24"/>
+          <w:lang w:val="en-US" w:eastAsia="zh-CN"/>
+        </w:rPr>
+        <w:t>2</w:t>
+      </w:r>
+      <w:r>
+        <w:rPr>
+          <w:rFonts w:hint="default" w:ascii="Times New Roman" w:hAnsi="Times New Roman" w:eastAsia="仿宋" w:cs="Times New Roman"/>
+          <w:color w:val="000000"/>
+          <w:sz w:val="24"/>
+          <w:szCs w:val="24"/>
+          <w:lang w:val="en-US" w:eastAsia="zh-CN"/>
+        </w:rPr>
+        <w:t>_year}}</w:t>
+      </w:r>
+      <w:r>
+        <w:rPr>
+          <w:rFonts w:hint="eastAsia" w:ascii="Times New Roman" w:hAnsi="Times New Roman" w:eastAsia="仿宋" w:cs="Times New Roman"/>
+          <w:color w:val="000000"/>
+          <w:sz w:val="24"/>
+          <w:szCs w:val="24"/>
+          <w:lang w:val="en-US" w:eastAsia="zh-CN"/>
+        </w:rPr>
+        <w:t>年平均风速</w:t>
+      </w:r>
+      <w:r>
+        <w:rPr>
+          <w:rFonts w:hint="eastAsia" w:cs="Times New Roman"/>
+          <w:color w:val="000000"/>
+          <w:sz w:val="24"/>
+          <w:szCs w:val="24"/>
+          <w:lang w:val="en-US" w:eastAsia="zh-CN"/>
+        </w:rPr>
+        <w:t>最大，为</w:t>
       </w:r>
       <w:r>
         <w:rPr>
@@ -174,37 +214,47 @@
           <w:szCs w:val="24"/>
           <w:lang w:val="en-US" w:eastAsia="zh-CN"/>
         </w:rPr>
-        <w:t>_1</w:t>
-      </w:r>
-      <w:r>
-        <w:rPr>
-          <w:rFonts w:hint="eastAsia" w:ascii="Times New Roman" w:hAnsi="Times New Roman" w:eastAsia="仿宋" w:cs="Times New Roman"/>
-          <w:color w:val="000000"/>
-          <w:sz w:val="24"/>
-          <w:szCs w:val="24"/>
-          <w:lang w:val="en-US" w:eastAsia="zh-CN"/>
-        </w:rPr>
-        <w:t>_year</w:t>
-      </w:r>
-      <w:r>
-        <w:rPr>
-          <w:rFonts w:hint="default" w:ascii="Times New Roman" w:hAnsi="Times New Roman" w:eastAsia="仿宋" w:cs="Times New Roman"/>
-          <w:color w:val="000000"/>
-          <w:sz w:val="24"/>
-          <w:szCs w:val="24"/>
-          <w:lang w:val="en-US" w:eastAsia="zh-CN"/>
-        </w:rPr>
-        <w:t>}}</w:t>
-      </w:r>
-      <w:r>
-        <w:rPr>
-          <w:rFonts w:hint="eastAsia" w:ascii="Times New Roman" w:hAnsi="Times New Roman" w:eastAsia="仿宋" w:cs="Times New Roman"/>
-          <w:color w:val="000000"/>
-          <w:sz w:val="24"/>
-          <w:szCs w:val="24"/>
-          <w:lang w:val="en-US" w:eastAsia="zh-CN"/>
-        </w:rPr>
-        <w:t>年）～</w:t>
+        <w:t>_</w:t>
+      </w:r>
+      <w:r>
+        <w:rPr>
+          <w:rFonts w:hint="eastAsia" w:cs="Times New Roman"/>
+          <w:color w:val="000000"/>
+          <w:sz w:val="24"/>
+          <w:szCs w:val="24"/>
+          <w:lang w:val="en-US" w:eastAsia="zh-CN"/>
+        </w:rPr>
+        <w:t>2</w:t>
+      </w:r>
+      <w:r>
+        <w:rPr>
+          <w:rFonts w:hint="default" w:ascii="Times New Roman" w:hAnsi="Times New Roman" w:eastAsia="仿宋" w:cs="Times New Roman"/>
+          <w:color w:val="000000"/>
+          <w:sz w:val="24"/>
+          <w:szCs w:val="24"/>
+          <w:lang w:val="en-US" w:eastAsia="zh-CN"/>
+        </w:rPr>
+        <w:t>}}</w:t>
+      </w:r>
+      <w:r>
+        <w:rPr>
+          <w:rFonts w:hint="eastAsia" w:ascii="Times New Roman" w:hAnsi="Times New Roman" w:eastAsia="仿宋" w:cs="Times New Roman"/>
+          <w:color w:val="000000"/>
+          <w:sz w:val="24"/>
+          <w:szCs w:val="24"/>
+          <w:lang w:val="en-US" w:eastAsia="zh-CN"/>
+        </w:rPr>
+        <w:t>m/s</w:t>
+      </w:r>
+      <w:r>
+        <w:rPr>
+          <w:rFonts w:hint="eastAsia" w:cs="Times New Roman"/>
+          <w:color w:val="000000"/>
+          <w:sz w:val="24"/>
+          <w:szCs w:val="24"/>
+          <w:lang w:val="en-US" w:eastAsia="zh-CN"/>
+        </w:rPr>
+        <w:t>，</w:t>
       </w:r>
       <w:r>
         <w:rPr>
@@ -238,33 +288,43 @@
       </w:r>
       <w:r>
         <w:rPr>
-          <w:rFonts w:hint="eastAsia" w:ascii="Times New Roman" w:hAnsi="Times New Roman" w:eastAsia="仿宋" w:cs="Times New Roman"/>
-          <w:color w:val="000000"/>
-          <w:sz w:val="24"/>
-          <w:szCs w:val="24"/>
-          <w:lang w:val="en-US" w:eastAsia="zh-CN"/>
-        </w:rPr>
-        <w:t>2</w:t>
-      </w:r>
-      <w:r>
-        <w:rPr>
-          <w:rFonts w:hint="default" w:ascii="Times New Roman" w:hAnsi="Times New Roman" w:eastAsia="仿宋" w:cs="Times New Roman"/>
-          <w:color w:val="000000"/>
-          <w:sz w:val="24"/>
-          <w:szCs w:val="24"/>
-          <w:lang w:val="en-US" w:eastAsia="zh-CN"/>
-        </w:rPr>
-        <w:t>}}</w:t>
-      </w:r>
-      <w:r>
-        <w:rPr>
-          <w:rFonts w:hint="eastAsia" w:ascii="Times New Roman" w:hAnsi="Times New Roman" w:eastAsia="仿宋" w:cs="Times New Roman"/>
-          <w:color w:val="000000"/>
-          <w:sz w:val="24"/>
-          <w:szCs w:val="24"/>
-          <w:lang w:val="en-US" w:eastAsia="zh-CN"/>
-        </w:rPr>
-        <w:t>m/s（</w:t>
+          <w:rFonts w:hint="eastAsia" w:cs="Times New Roman"/>
+          <w:color w:val="000000"/>
+          <w:sz w:val="24"/>
+          <w:szCs w:val="24"/>
+          <w:lang w:val="en-US" w:eastAsia="zh-CN"/>
+        </w:rPr>
+        <w:t>1</w:t>
+      </w:r>
+      <w:r>
+        <w:rPr>
+          <w:rFonts w:hint="default" w:ascii="Times New Roman" w:hAnsi="Times New Roman" w:eastAsia="仿宋" w:cs="Times New Roman"/>
+          <w:color w:val="000000"/>
+          <w:sz w:val="24"/>
+          <w:szCs w:val="24"/>
+          <w:lang w:val="en-US" w:eastAsia="zh-CN"/>
+        </w:rPr>
+        <w:t>_year}}</w:t>
+      </w:r>
+      <w:r>
+        <w:rPr>
+          <w:rFonts w:hint="eastAsia" w:ascii="Times New Roman" w:hAnsi="Times New Roman" w:eastAsia="仿宋" w:cs="Times New Roman"/>
+          <w:color w:val="000000"/>
+          <w:sz w:val="24"/>
+          <w:szCs w:val="24"/>
+          <w:lang w:val="en-US" w:eastAsia="zh-CN"/>
+        </w:rPr>
+        <w:t>年平均风速</w:t>
+      </w:r>
+      <w:r>
+        <w:rPr>
+          <w:rFonts w:hint="eastAsia" w:cs="Times New Roman"/>
+          <w:color w:val="000000"/>
+          <w:sz w:val="24"/>
+          <w:szCs w:val="24"/>
+          <w:lang w:val="en-US" w:eastAsia="zh-CN"/>
+        </w:rPr>
+        <w:t>最小，为</w:t>
       </w:r>
       <w:r>
         <w:rPr>
@@ -298,33 +358,33 @@
       </w:r>
       <w:r>
         <w:rPr>
-          <w:rFonts w:hint="eastAsia" w:ascii="Times New Roman" w:hAnsi="Times New Roman" w:eastAsia="仿宋" w:cs="Times New Roman"/>
-          <w:color w:val="000000"/>
-          <w:sz w:val="24"/>
-          <w:szCs w:val="24"/>
-          <w:lang w:val="en-US" w:eastAsia="zh-CN"/>
-        </w:rPr>
-        <w:t>2_year</w:t>
-      </w:r>
-      <w:r>
-        <w:rPr>
-          <w:rFonts w:hint="default" w:ascii="Times New Roman" w:hAnsi="Times New Roman" w:eastAsia="仿宋" w:cs="Times New Roman"/>
-          <w:color w:val="000000"/>
-          <w:sz w:val="24"/>
-          <w:szCs w:val="24"/>
-          <w:lang w:val="en-US" w:eastAsia="zh-CN"/>
-        </w:rPr>
-        <w:t>}}</w:t>
-      </w:r>
-      <w:r>
-        <w:rPr>
-          <w:rFonts w:hint="eastAsia" w:ascii="Times New Roman" w:hAnsi="Times New Roman" w:eastAsia="仿宋" w:cs="Times New Roman"/>
-          <w:color w:val="000000"/>
-          <w:sz w:val="24"/>
-          <w:szCs w:val="24"/>
-          <w:lang w:val="en-US" w:eastAsia="zh-CN"/>
-        </w:rPr>
-        <w:t>年）之间（图1）。</w:t>
+          <w:rFonts w:hint="eastAsia" w:cs="Times New Roman"/>
+          <w:color w:val="000000"/>
+          <w:sz w:val="24"/>
+          <w:szCs w:val="24"/>
+          <w:lang w:val="en-US" w:eastAsia="zh-CN"/>
+        </w:rPr>
+        <w:t>1</w:t>
+      </w:r>
+      <w:r>
+        <w:rPr>
+          <w:rFonts w:hint="default" w:ascii="Times New Roman" w:hAnsi="Times New Roman" w:eastAsia="仿宋" w:cs="Times New Roman"/>
+          <w:color w:val="000000"/>
+          <w:sz w:val="24"/>
+          <w:szCs w:val="24"/>
+          <w:lang w:val="en-US" w:eastAsia="zh-CN"/>
+        </w:rPr>
+        <w:t>}}</w:t>
+      </w:r>
+      <w:r>
+        <w:rPr>
+          <w:rFonts w:hint="eastAsia" w:ascii="Times New Roman" w:hAnsi="Times New Roman" w:eastAsia="仿宋" w:cs="Times New Roman"/>
+          <w:color w:val="000000"/>
+          <w:sz w:val="24"/>
+          <w:szCs w:val="24"/>
+          <w:lang w:val="en-US" w:eastAsia="zh-CN"/>
+        </w:rPr>
+        <w:t>m/s（图1）。</w:t>
       </w:r>
     </w:p>
     <w:p>
@@ -487,17 +547,27 @@
           <w:szCs w:val="24"/>
           <w:lang w:val="en-US" w:eastAsia="zh-CN"/>
         </w:rPr>
-        <w:t>平均风速</w:t>
-      </w:r>
-      <w:r>
-        <w:rPr>
-          <w:rFonts w:hint="default" w:ascii="Times New Roman" w:hAnsi="Times New Roman" w:eastAsia="仿宋" w:cs="Times New Roman"/>
-          <w:color w:val="000000"/>
-          <w:sz w:val="24"/>
-          <w:szCs w:val="24"/>
-          <w:lang w:val="en-US" w:eastAsia="zh-CN"/>
-        </w:rPr>
-        <w:t>的逐月变化在{{average_</w:t>
+        <w:t>风速</w:t>
+      </w:r>
+      <w:r>
+        <w:rPr>
+          <w:rFonts w:hint="eastAsia" w:cs="Times New Roman"/>
+          <w:color w:val="000000"/>
+          <w:sz w:val="24"/>
+          <w:szCs w:val="24"/>
+          <w:lang w:val="en-US" w:eastAsia="zh-CN"/>
+        </w:rPr>
+        <w:t>最大发生在</w:t>
+      </w:r>
+      <w:r>
+        <w:rPr>
+          <w:rFonts w:hint="default" w:ascii="Times New Roman" w:hAnsi="Times New Roman" w:eastAsia="仿宋" w:cs="Times New Roman"/>
+          <w:color w:val="000000"/>
+          <w:sz w:val="24"/>
+          <w:szCs w:val="24"/>
+          <w:lang w:val="en-US" w:eastAsia="zh-CN"/>
+        </w:rPr>
+        <w:t>{{average_</w:t>
       </w:r>
       <w:r>
         <w:rPr>
@@ -517,6 +587,158 @@
           <w:szCs w:val="24"/>
           <w:lang w:val="en-US" w:eastAsia="zh-CN"/>
         </w:rPr>
+        <w:t>_m2_month}}</w:t>
+      </w:r>
+      <w:r>
+        <w:rPr>
+          <w:rFonts w:hint="eastAsia" w:cs="Times New Roman"/>
+          <w:color w:val="000000"/>
+          <w:sz w:val="24"/>
+          <w:szCs w:val="24"/>
+          <w:lang w:val="en-US" w:eastAsia="zh-CN"/>
+        </w:rPr>
+        <w:t>，为</w:t>
+      </w:r>
+      <w:r>
+        <w:rPr>
+          <w:rFonts w:hint="default" w:ascii="Times New Roman" w:hAnsi="Times New Roman" w:eastAsia="仿宋" w:cs="Times New Roman"/>
+          <w:color w:val="000000"/>
+          <w:sz w:val="24"/>
+          <w:szCs w:val="24"/>
+          <w:lang w:val="en-US" w:eastAsia="zh-CN"/>
+        </w:rPr>
+        <w:t>{{average_</w:t>
+      </w:r>
+      <w:r>
+        <w:rPr>
+          <w:rFonts w:hint="eastAsia" w:ascii="Times New Roman" w:hAnsi="Times New Roman" w:eastAsia="仿宋" w:cs="Times New Roman"/>
+          <w:color w:val="000000"/>
+          <w:sz w:val="24"/>
+          <w:szCs w:val="24"/>
+          <w:lang w:val="en-US" w:eastAsia="zh-CN"/>
+        </w:rPr>
+        <w:t>win</w:t>
+      </w:r>
+      <w:r>
+        <w:rPr>
+          <w:rFonts w:hint="default" w:ascii="Times New Roman" w:hAnsi="Times New Roman" w:eastAsia="仿宋" w:cs="Times New Roman"/>
+          <w:color w:val="000000"/>
+          <w:sz w:val="24"/>
+          <w:szCs w:val="24"/>
+          <w:lang w:val="en-US" w:eastAsia="zh-CN"/>
+        </w:rPr>
+        <w:t>_m</w:t>
+      </w:r>
+      <w:r>
+        <w:rPr>
+          <w:rFonts w:hint="eastAsia" w:cs="Times New Roman"/>
+          <w:color w:val="000000"/>
+          <w:sz w:val="24"/>
+          <w:szCs w:val="24"/>
+          <w:lang w:val="en-US" w:eastAsia="zh-CN"/>
+        </w:rPr>
+        <w:t>2</w:t>
+      </w:r>
+      <w:bookmarkStart w:id="0" w:name="_GoBack"/>
+      <w:bookmarkEnd w:id="0"/>
+      <w:r>
+        <w:rPr>
+          <w:rFonts w:hint="default" w:ascii="Times New Roman" w:hAnsi="Times New Roman" w:eastAsia="仿宋" w:cs="Times New Roman"/>
+          <w:color w:val="000000"/>
+          <w:sz w:val="24"/>
+          <w:szCs w:val="24"/>
+          <w:lang w:val="en-US" w:eastAsia="zh-CN"/>
+        </w:rPr>
+        <w:t>}}</w:t>
+      </w:r>
+      <w:r>
+        <w:rPr>
+          <w:rFonts w:hint="eastAsia" w:ascii="Times New Roman" w:hAnsi="Times New Roman" w:eastAsia="仿宋" w:cs="Times New Roman"/>
+          <w:color w:val="000000"/>
+          <w:sz w:val="24"/>
+          <w:szCs w:val="24"/>
+          <w:lang w:val="en-US" w:eastAsia="zh-CN"/>
+        </w:rPr>
+        <w:t>m/s</w:t>
+      </w:r>
+      <w:r>
+        <w:rPr>
+          <w:rFonts w:hint="eastAsia" w:cs="Times New Roman"/>
+          <w:color w:val="000000"/>
+          <w:sz w:val="24"/>
+          <w:szCs w:val="24"/>
+          <w:lang w:val="en-US" w:eastAsia="zh-CN"/>
+        </w:rPr>
+        <w:t>，最小发生在</w:t>
+      </w:r>
+      <w:r>
+        <w:rPr>
+          <w:rFonts w:hint="default" w:ascii="Times New Roman" w:hAnsi="Times New Roman" w:eastAsia="仿宋" w:cs="Times New Roman"/>
+          <w:color w:val="000000"/>
+          <w:sz w:val="24"/>
+          <w:szCs w:val="24"/>
+          <w:lang w:val="en-US" w:eastAsia="zh-CN"/>
+        </w:rPr>
+        <w:t>{{average_</w:t>
+      </w:r>
+      <w:r>
+        <w:rPr>
+          <w:rFonts w:hint="eastAsia" w:ascii="Times New Roman" w:hAnsi="Times New Roman" w:eastAsia="仿宋" w:cs="Times New Roman"/>
+          <w:color w:val="000000"/>
+          <w:sz w:val="24"/>
+          <w:szCs w:val="24"/>
+          <w:lang w:val="en-US" w:eastAsia="zh-CN"/>
+        </w:rPr>
+        <w:t>win</w:t>
+      </w:r>
+      <w:r>
+        <w:rPr>
+          <w:rFonts w:hint="default" w:ascii="Times New Roman" w:hAnsi="Times New Roman" w:eastAsia="仿宋" w:cs="Times New Roman"/>
+          <w:color w:val="000000"/>
+          <w:sz w:val="24"/>
+          <w:szCs w:val="24"/>
+          <w:lang w:val="en-US" w:eastAsia="zh-CN"/>
+        </w:rPr>
+        <w:t>_m1_month}}</w:t>
+      </w:r>
+      <w:r>
+        <w:rPr>
+          <w:rFonts w:hint="eastAsia" w:cs="Times New Roman"/>
+          <w:color w:val="000000"/>
+          <w:sz w:val="24"/>
+          <w:szCs w:val="24"/>
+          <w:lang w:val="en-US" w:eastAsia="zh-CN"/>
+        </w:rPr>
+        <w:t>，为</w:t>
+      </w:r>
+      <w:r>
+        <w:rPr>
+          <w:rFonts w:hint="default" w:ascii="Times New Roman" w:hAnsi="Times New Roman" w:eastAsia="仿宋" w:cs="Times New Roman"/>
+          <w:color w:val="000000"/>
+          <w:sz w:val="24"/>
+          <w:szCs w:val="24"/>
+          <w:lang w:val="en-US" w:eastAsia="zh-CN"/>
+        </w:rPr>
+        <w:t>{{average_</w:t>
+      </w:r>
+      <w:r>
+        <w:rPr>
+          <w:rFonts w:hint="eastAsia" w:ascii="Times New Roman" w:hAnsi="Times New Roman" w:eastAsia="仿宋" w:cs="Times New Roman"/>
+          <w:color w:val="000000"/>
+          <w:sz w:val="24"/>
+          <w:szCs w:val="24"/>
+          <w:lang w:val="en-US" w:eastAsia="zh-CN"/>
+        </w:rPr>
+        <w:t>win</w:t>
+      </w:r>
+      <w:r>
+        <w:rPr>
+          <w:rFonts w:hint="default" w:ascii="Times New Roman" w:hAnsi="Times New Roman" w:eastAsia="仿宋" w:cs="Times New Roman"/>
+          <w:color w:val="000000"/>
+          <w:sz w:val="24"/>
+          <w:szCs w:val="24"/>
+          <w:lang w:val="en-US" w:eastAsia="zh-CN"/>
+        </w:rPr>
         <w:t>_m1}}</w:t>
       </w:r>
       <w:r>
@@ -537,91 +759,11 @@
           <w:szCs w:val="24"/>
           <w:lang w:val="en-US" w:eastAsia="zh-CN"/>
         </w:rPr>
-        <w:t>（{{average_</w:t>
-      </w:r>
-      <w:r>
-        <w:rPr>
-          <w:rFonts w:hint="eastAsia" w:ascii="Times New Roman" w:hAnsi="Times New Roman" w:eastAsia="仿宋" w:cs="Times New Roman"/>
-          <w:color w:val="000000"/>
-          <w:sz w:val="24"/>
-          <w:szCs w:val="24"/>
-          <w:lang w:val="en-US" w:eastAsia="zh-CN"/>
-        </w:rPr>
-        <w:t>win</w:t>
-      </w:r>
-      <w:r>
-        <w:rPr>
-          <w:rFonts w:hint="default" w:ascii="Times New Roman" w:hAnsi="Times New Roman" w:eastAsia="仿宋" w:cs="Times New Roman"/>
-          <w:color w:val="000000"/>
-          <w:sz w:val="24"/>
-          <w:szCs w:val="24"/>
-          <w:lang w:val="en-US" w:eastAsia="zh-CN"/>
-        </w:rPr>
-        <w:t>_m1_month}}）～{{average_</w:t>
-      </w:r>
-      <w:r>
-        <w:rPr>
-          <w:rFonts w:hint="eastAsia" w:ascii="Times New Roman" w:hAnsi="Times New Roman" w:eastAsia="仿宋" w:cs="Times New Roman"/>
-          <w:color w:val="000000"/>
-          <w:sz w:val="24"/>
-          <w:szCs w:val="24"/>
-          <w:lang w:val="en-US" w:eastAsia="zh-CN"/>
-        </w:rPr>
-        <w:t>win</w:t>
-      </w:r>
-      <w:r>
-        <w:rPr>
-          <w:rFonts w:hint="default" w:ascii="Times New Roman" w:hAnsi="Times New Roman" w:eastAsia="仿宋" w:cs="Times New Roman"/>
-          <w:color w:val="000000"/>
-          <w:sz w:val="24"/>
-          <w:szCs w:val="24"/>
-          <w:lang w:val="en-US" w:eastAsia="zh-CN"/>
-        </w:rPr>
-        <w:t>_m2}}</w:t>
-      </w:r>
-      <w:r>
-        <w:rPr>
-          <w:rFonts w:hint="eastAsia" w:ascii="Times New Roman" w:hAnsi="Times New Roman" w:eastAsia="仿宋" w:cs="Times New Roman"/>
-          <w:color w:val="000000"/>
-          <w:sz w:val="24"/>
-          <w:szCs w:val="24"/>
-          <w:lang w:val="en-US" w:eastAsia="zh-CN"/>
-        </w:rPr>
-        <w:t>m/s</w:t>
-      </w:r>
-      <w:r>
-        <w:rPr>
-          <w:rFonts w:hint="default" w:ascii="Times New Roman" w:hAnsi="Times New Roman" w:eastAsia="仿宋" w:cs="Times New Roman"/>
-          <w:color w:val="000000"/>
-          <w:sz w:val="24"/>
-          <w:szCs w:val="24"/>
-          <w:lang w:val="en-US" w:eastAsia="zh-CN"/>
-        </w:rPr>
-        <w:t>（{{average_</w:t>
-      </w:r>
-      <w:r>
-        <w:rPr>
-          <w:rFonts w:hint="eastAsia" w:ascii="Times New Roman" w:hAnsi="Times New Roman" w:eastAsia="仿宋" w:cs="Times New Roman"/>
-          <w:color w:val="000000"/>
-          <w:sz w:val="24"/>
-          <w:szCs w:val="24"/>
-          <w:lang w:val="en-US" w:eastAsia="zh-CN"/>
-        </w:rPr>
-        <w:t>win</w:t>
-      </w:r>
-      <w:r>
-        <w:rPr>
-          <w:rFonts w:hint="default" w:ascii="Times New Roman" w:hAnsi="Times New Roman" w:eastAsia="仿宋" w:cs="Times New Roman"/>
-          <w:color w:val="000000"/>
-          <w:sz w:val="24"/>
-          <w:szCs w:val="24"/>
-          <w:lang w:val="en-US" w:eastAsia="zh-CN"/>
-        </w:rPr>
-        <w:t>_m2_month}}）之间（图</w:t>
-      </w:r>
-      <w:r>
-        <w:rPr>
-          <w:rFonts w:hint="eastAsia" w:ascii="Times New Roman" w:hAnsi="Times New Roman" w:eastAsia="仿宋" w:cs="Times New Roman"/>
+        <w:t>（图</w:t>
+      </w:r>
+      <w:r>
+        <w:rPr>
+          <w:rFonts w:hint="eastAsia" w:cs="Times New Roman"/>
           <w:color w:val="000000"/>
           <w:sz w:val="24"/>
           <w:szCs w:val="24"/>
@@ -3047,7 +3189,6 @@
           <w:lang w:val="en-US" w:eastAsia="zh-CN"/>
         </w:rPr>
       </w:pPr>
-      <w:bookmarkStart w:id="0" w:name="_GoBack"/>
       <w:r>
         <w:rPr>
           <w:rFonts w:hint="eastAsia" w:ascii="Times New Roman" w:hAnsi="Times New Roman" w:eastAsia="黑体" w:cs="Times New Roman"/>
@@ -3082,7 +3223,6 @@
         <w:t>站累年各月季年各风向频率（单位：%）</w:t>
       </w:r>
     </w:p>
-    <w:bookmarkEnd w:id="0"/>
     <w:p>
       <w:pPr>
         <w:spacing w:line="360" w:lineRule="auto"/>
